--- a/templates/design/Microsoft_Government_Cloud_Migration_Solution_Design.docx
+++ b/templates/design/Microsoft_Government_Cloud_Migration_Solution_Design.docx
@@ -101,7 +101,7 @@
             <wp:extent cx="3448050" cy="3448050"/>
             <wp:effectExtent l="0" t="0" r="0" b="0"/>
             <wp:wrapNone/>
-            <wp:docPr id="1181533599" name="Picture 11" descr="{{CLIENT_NAME}} logo"/>
+            <wp:docPr id="1181533599" name="Picture 11" descr="Client logo"/>
             <wp:cNvGraphicFramePr>
               <a:graphicFrameLocks xmlns:a="http://schemas.openxmlformats.org/drawingml/2006/main" noChangeAspect="1"/>
             </wp:cNvGraphicFramePr>
@@ -109,7 +109,7 @@
               <a:graphicData uri="http://schemas.openxmlformats.org/drawingml/2006/picture">
                 <pic:pic xmlns:pic="http://schemas.openxmlformats.org/drawingml/2006/picture">
                   <pic:nvPicPr>
-                    <pic:cNvPr id="0" name="Picture 224" descr="{{CLIENT_NAME}} logo"/>
+                    <pic:cNvPr id="0" name="Picture 224" descr="Client logo"/>
                     <pic:cNvPicPr>
                       <a:picLocks noChangeAspect="1" noChangeArrowheads="1"/>
                     </pic:cNvPicPr>
@@ -514,12 +514,13 @@
                 <w:sz w:val="28"/>
                 <w:szCs w:val="28"/>
               </w:rPr>
-              <w:alias w:val="Author"/>
+              <w:alias w:val="Prepared By"/>
               <w:tag w:val=""/>
               <w:id w:val="916680556"/>
               <w:placeholder>
                 <w:docPart w:val="D9E7B3EA1FF540CD86129DC48EDFDF4B"/>
               </w:placeholder>
+              <w:dataBinding w:prefixMappings="xmlns:ec='urn:essendis:engagement-profile' " w:xpath="/ec:engagement[1]/ec:AuthorName[1]" w:storeItemID="{E55E11D8-6A7D-4C25-9E68-2A3B8F0C4D91}"/>
               <w:text/>
             </w:sdtPr>
             <w:sdtContent>
@@ -678,18 +679,14 @@
                 <w:sz w:val="28"/>
                 <w:szCs w:val="28"/>
               </w:rPr>
-              <w:alias w:val="Publish Date"/>
+              <w:alias w:val="Document Date"/>
               <w:tag w:val=""/>
               <w:id w:val="-1967958237"/>
               <w:placeholder>
                 <w:docPart w:val="787454FF55AB4DCEA10A0CCCD7B538F9"/>
               </w:placeholder>
-              <w:date>
-                <w:dateFormat w:val="M/d/yyyy"/>
-                <w:lid w:val="en-US"/>
-                <w:storeMappedDataAs w:val="dateTime"/>
-                <w:calendar w:val="gregorian"/>
-              </w:date>
+              <w:dataBinding w:prefixMappings="xmlns:ec='urn:essendis:engagement-profile' " w:xpath="/ec:engagement[1]/ec:DocDate[1]" w:storeItemID="{E55E11D8-6A7D-4C25-9E68-2A3B8F0C4D91}"/>
+              <w:text/>
             </w:sdtPr>
             <w:sdtContent>
               <w:r>
@@ -5200,7 +5197,27 @@
         <w:pStyle w:val="BodyText"/>
       </w:pPr>
       <w:r>
-        <w:t xml:space="preserve">This is the baseline design for the new solutions. Decisions and approaches here are based on requirements and input provided by {{CLIENT_ABBR}} and may be adjusted in the future. </w:t>
+        <w:t xml:space="preserve">This is the baseline design for the new solutions. Decisions and approaches here are based on requirements and input provided by </w:t>
+      </w:r>
+      <w:sdt>
+        <w:sdtPr>
+          <w:alias w:val="Client Abbreviation"/>
+          <w:tag w:val=""/>
+          <w:id w:val="977940787"/>
+          <w:placeholder>
+            <w:docPart w:val="2B1D09EF8BBC4C77BE8E17590BB1F050"/>
+          </w:placeholder>
+          <w:dataBinding w:prefixMappings="xmlns:ec='urn:essendis:engagement-profile' " w:xpath="/ec:engagement[1]/ec:ClientAbbr[1]" w:storeItemID="{E55E11D8-6A7D-4C25-9E68-2A3B8F0C4D91}"/>
+          <w:text/>
+        </w:sdtPr>
+        <w:sdtContent>
+          <w:r>
+            <w:t>{{CLIENT_ABBR}}</w:t>
+          </w:r>
+        </w:sdtContent>
+      </w:sdt>
+      <w:r>
+        <w:t xml:space="preserve"> and may be adjusted in the future. </w:t>
       </w:r>
     </w:p>
     <w:p>
@@ -13012,7 +13029,65 @@
         <w:rPr>
           <w:rStyle w:val="normaltextrun"/>
         </w:rPr>
-        <w:t>Username: {{CLIENT_ABBR}}ADMIN@{{CLIENT_DOMAIN}}  </w:t>
+        <w:t xml:space="preserve">Username: </w:t>
+      </w:r>
+      <w:sdt>
+        <w:sdtPr>
+          <w:rPr>
+            <w:rStyle w:val="normaltextrun"/>
+          </w:rPr>
+          <w:alias w:val="Client Abbreviation"/>
+          <w:tag w:val=""/>
+          <w:id w:val="682617160"/>
+          <w:placeholder>
+            <w:docPart w:val="2B1D09EF8BBC4C77BE8E17590BB1F050"/>
+          </w:placeholder>
+          <w:dataBinding w:prefixMappings="xmlns:ec='urn:essendis:engagement-profile' " w:xpath="/ec:engagement[1]/ec:ClientAbbr[1]" w:storeItemID="{E55E11D8-6A7D-4C25-9E68-2A3B8F0C4D91}"/>
+          <w:text/>
+        </w:sdtPr>
+        <w:sdtContent>
+          <w:r>
+            <w:rPr>
+              <w:rStyle w:val="normaltextrun"/>
+            </w:rPr>
+            <w:t>{{CLIENT_ABBR}}</w:t>
+          </w:r>
+        </w:sdtContent>
+      </w:sdt>
+      <w:r>
+        <w:rPr>
+          <w:rStyle w:val="normaltextrun"/>
+        </w:rPr>
+        <w:t xml:space="preserve">ADMIN@</w:t>
+      </w:r>
+      <w:sdt>
+        <w:sdtPr>
+          <w:rPr>
+            <w:rStyle w:val="normaltextrun"/>
+          </w:rPr>
+          <w:alias w:val="Client Primary Domain"/>
+          <w:tag w:val=""/>
+          <w:id w:val="1431739161"/>
+          <w:placeholder>
+            <w:docPart w:val="2B1D09EF8BBC4C77BE8E17590BB1F050"/>
+          </w:placeholder>
+          <w:dataBinding w:prefixMappings="xmlns:ec='urn:essendis:engagement-profile' " w:xpath="/ec:engagement[1]/ec:ClientDomain[1]" w:storeItemID="{E55E11D8-6A7D-4C25-9E68-2A3B8F0C4D91}"/>
+          <w:text/>
+        </w:sdtPr>
+        <w:sdtContent>
+          <w:r>
+            <w:rPr>
+              <w:rStyle w:val="normaltextrun"/>
+            </w:rPr>
+            <w:t>{{CLIENT_DOMAIN}}</w:t>
+          </w:r>
+        </w:sdtContent>
+      </w:sdt>
+      <w:r>
+        <w:rPr>
+          <w:rStyle w:val="normaltextrun"/>
+        </w:rPr>
+        <w:t xml:space="preserve">  </w:t>
       </w:r>
     </w:p>
     <w:p>
@@ -13054,12 +13129,29 @@
         </w:rPr>
         <w:t>Add and verify the organization’s primary email domain (</w:t>
       </w:r>
-      <w:r>
-        <w:rPr>
-          <w:rStyle w:val="normaltextrun"/>
-        </w:rPr>
-        <w:t>{{CLIENT_DOMAIN}}</w:t>
-      </w:r>
+      <w:sdt>
+        <w:sdtPr>
+          <w:rPr>
+            <w:rStyle w:val="normaltextrun"/>
+          </w:rPr>
+          <w:alias w:val="Client Primary Domain"/>
+          <w:tag w:val=""/>
+          <w:id w:val="75047290"/>
+          <w:placeholder>
+            <w:docPart w:val="2B1D09EF8BBC4C77BE8E17590BB1F050"/>
+          </w:placeholder>
+          <w:dataBinding w:prefixMappings="xmlns:ec='urn:essendis:engagement-profile' " w:xpath="/ec:engagement[1]/ec:ClientDomain[1]" w:storeItemID="{E55E11D8-6A7D-4C25-9E68-2A3B8F0C4D91}"/>
+          <w:text/>
+        </w:sdtPr>
+        <w:sdtContent>
+          <w:r>
+            <w:rPr>
+              <w:rStyle w:val="normaltextrun"/>
+            </w:rPr>
+            <w:t>{{CLIENT_DOMAIN}}</w:t>
+          </w:r>
+        </w:sdtContent>
+      </w:sdt>
       <w:r>
         <w:rPr>
           <w:rStyle w:val="normaltextrun"/>
@@ -13067,12 +13159,29 @@
         </w:rPr>
         <w:t xml:space="preserve">) in the Microsoft 365 (GCC High) tenant. This involves creating the required DNS TXT records (and any necessary CNAME records) in the AWS DNS hosting for </w:t>
       </w:r>
-      <w:r>
-        <w:rPr>
-          <w:rStyle w:val="normaltextrun"/>
-        </w:rPr>
-        <w:t>{{CLIENT_DOMAIN}}</w:t>
-      </w:r>
+      <w:sdt>
+        <w:sdtPr>
+          <w:rPr>
+            <w:rStyle w:val="normaltextrun"/>
+          </w:rPr>
+          <w:alias w:val="Client Primary Domain"/>
+          <w:tag w:val=""/>
+          <w:id w:val="855290754"/>
+          <w:placeholder>
+            <w:docPart w:val="2B1D09EF8BBC4C77BE8E17590BB1F050"/>
+          </w:placeholder>
+          <w:dataBinding w:prefixMappings="xmlns:ec='urn:essendis:engagement-profile' " w:xpath="/ec:engagement[1]/ec:ClientDomain[1]" w:storeItemID="{E55E11D8-6A7D-4C25-9E68-2A3B8F0C4D91}"/>
+          <w:text/>
+        </w:sdtPr>
+        <w:sdtContent>
+          <w:r>
+            <w:rPr>
+              <w:rStyle w:val="normaltextrun"/>
+            </w:rPr>
+            <w:t>{{CLIENT_DOMAIN}}</w:t>
+          </w:r>
+        </w:sdtContent>
+      </w:sdt>
       <w:r>
         <w:rPr>
           <w:rStyle w:val="normaltextrun"/>
@@ -13096,7 +13205,47 @@
         <w:pStyle w:val="BodyText"/>
       </w:pPr>
       <w:r>
-        <w:t xml:space="preserve">Configure the tenant’s sign-in and theme with {{CLIENT_ABBR}} corporate branding. This includes uploading the {{CLIENT_ABBR}} logo and color schemes in Entra ID Company Branding.  </w:t>
+        <w:t xml:space="preserve">Configure the tenant’s sign-in and theme with </w:t>
+      </w:r>
+      <w:sdt>
+        <w:sdtPr>
+          <w:alias w:val="Client Abbreviation"/>
+          <w:tag w:val=""/>
+          <w:id w:val="209457955"/>
+          <w:placeholder>
+            <w:docPart w:val="2B1D09EF8BBC4C77BE8E17590BB1F050"/>
+          </w:placeholder>
+          <w:dataBinding w:prefixMappings="xmlns:ec='urn:essendis:engagement-profile' " w:xpath="/ec:engagement[1]/ec:ClientAbbr[1]" w:storeItemID="{E55E11D8-6A7D-4C25-9E68-2A3B8F0C4D91}"/>
+          <w:text/>
+        </w:sdtPr>
+        <w:sdtContent>
+          <w:r>
+            <w:t>{{CLIENT_ABBR}}</w:t>
+          </w:r>
+        </w:sdtContent>
+      </w:sdt>
+      <w:r>
+        <w:t xml:space="preserve"> corporate branding. This includes uploading the </w:t>
+      </w:r>
+      <w:sdt>
+        <w:sdtPr>
+          <w:alias w:val="Client Abbreviation"/>
+          <w:tag w:val=""/>
+          <w:id w:val="971370789"/>
+          <w:placeholder>
+            <w:docPart w:val="2B1D09EF8BBC4C77BE8E17590BB1F050"/>
+          </w:placeholder>
+          <w:dataBinding w:prefixMappings="xmlns:ec='urn:essendis:engagement-profile' " w:xpath="/ec:engagement[1]/ec:ClientAbbr[1]" w:storeItemID="{E55E11D8-6A7D-4C25-9E68-2A3B8F0C4D91}"/>
+          <w:text/>
+        </w:sdtPr>
+        <w:sdtContent>
+          <w:r>
+            <w:t>{{CLIENT_ABBR}}</w:t>
+          </w:r>
+        </w:sdtContent>
+      </w:sdt>
+      <w:r>
+        <w:t xml:space="preserve"> logo and color schemes in Entra ID Company Branding.  </w:t>
       </w:r>
     </w:p>
     <w:p>
@@ -13152,19 +13301,61 @@
           <w:rFonts w:eastAsiaTheme="majorEastAsia"/>
         </w:rPr>
       </w:pPr>
+      <w:sdt>
+        <w:sdtPr>
+          <w:rPr>
+            <w:rStyle w:val="normaltextrun"/>
+            <w:rFonts w:eastAsiaTheme="majorEastAsia"/>
+          </w:rPr>
+          <w:alias w:val="Client Abbreviation"/>
+          <w:tag w:val=""/>
+          <w:id w:val="1614705091"/>
+          <w:placeholder>
+            <w:docPart w:val="2B1D09EF8BBC4C77BE8E17590BB1F050"/>
+          </w:placeholder>
+          <w:dataBinding w:prefixMappings="xmlns:ec='urn:essendis:engagement-profile' " w:xpath="/ec:engagement[1]/ec:ClientAbbr[1]" w:storeItemID="{E55E11D8-6A7D-4C25-9E68-2A3B8F0C4D91}"/>
+          <w:text/>
+        </w:sdtPr>
+        <w:sdtContent>
+          <w:r>
+            <w:rPr>
+              <w:rStyle w:val="normaltextrun"/>
+              <w:rFonts w:eastAsiaTheme="majorEastAsia"/>
+            </w:rPr>
+            <w:t>{{CLIENT_ABBR}}</w:t>
+          </w:r>
+        </w:sdtContent>
+      </w:sdt>
       <w:r>
         <w:rPr>
           <w:rStyle w:val="normaltextrun"/>
           <w:rFonts w:eastAsiaTheme="majorEastAsia"/>
         </w:rPr>
-        <w:t>{{CLIENT_ABBR}} will use the format &lt;first initial&gt;.&lt;last name&gt;@</w:t>
-      </w:r>
-      <w:r>
-        <w:rPr>
-          <w:rStyle w:val="normaltextrun"/>
-        </w:rPr>
-        <w:t>{{CLIENT_DOMAIN}}</w:t>
-      </w:r>
+        <w:t xml:space="preserve"> will use the format &lt;first initial&gt;.&lt;last name&gt;@</w:t>
+      </w:r>
+      <w:sdt>
+        <w:sdtPr>
+          <w:rPr>
+            <w:rStyle w:val="normaltextrun"/>
+          </w:rPr>
+          <w:alias w:val="Client Primary Domain"/>
+          <w:tag w:val=""/>
+          <w:id w:val="1782939136"/>
+          <w:placeholder>
+            <w:docPart w:val="2B1D09EF8BBC4C77BE8E17590BB1F050"/>
+          </w:placeholder>
+          <w:dataBinding w:prefixMappings="xmlns:ec='urn:essendis:engagement-profile' " w:xpath="/ec:engagement[1]/ec:ClientDomain[1]" w:storeItemID="{E55E11D8-6A7D-4C25-9E68-2A3B8F0C4D91}"/>
+          <w:text/>
+        </w:sdtPr>
+        <w:sdtContent>
+          <w:r>
+            <w:rPr>
+              <w:rStyle w:val="normaltextrun"/>
+            </w:rPr>
+            <w:t>{{CLIENT_DOMAIN}}</w:t>
+          </w:r>
+        </w:sdtContent>
+      </w:sdt>
       <w:r>
         <w:rPr>
           <w:rStyle w:val="normaltextrun"/>
@@ -13172,12 +13363,29 @@
         </w:rPr>
         <w:t xml:space="preserve"> for user principal names (e.g., Jane Doe becomes jane.doe@</w:t>
       </w:r>
-      <w:r>
-        <w:rPr>
-          <w:rStyle w:val="normaltextrun"/>
-        </w:rPr>
-        <w:t>{{CLIENT_DOMAIN}}</w:t>
-      </w:r>
+      <w:sdt>
+        <w:sdtPr>
+          <w:rPr>
+            <w:rStyle w:val="normaltextrun"/>
+          </w:rPr>
+          <w:alias w:val="Client Primary Domain"/>
+          <w:tag w:val=""/>
+          <w:id w:val="1038625195"/>
+          <w:placeholder>
+            <w:docPart w:val="2B1D09EF8BBC4C77BE8E17590BB1F050"/>
+          </w:placeholder>
+          <w:dataBinding w:prefixMappings="xmlns:ec='urn:essendis:engagement-profile' " w:xpath="/ec:engagement[1]/ec:ClientDomain[1]" w:storeItemID="{E55E11D8-6A7D-4C25-9E68-2A3B8F0C4D91}"/>
+          <w:text/>
+        </w:sdtPr>
+        <w:sdtContent>
+          <w:r>
+            <w:rPr>
+              <w:rStyle w:val="normaltextrun"/>
+            </w:rPr>
+            <w:t>{{CLIENT_DOMAIN}}</w:t>
+          </w:r>
+        </w:sdtContent>
+      </w:sdt>
       <w:r>
         <w:rPr>
           <w:rStyle w:val="normaltextrun"/>
@@ -13578,7 +13786,36 @@
         <w:rPr>
           <w:lang w:eastAsia="ja-JP"/>
         </w:rPr>
-        <w:t>BreakGlass1@{{CLIENT_TENANT}}.onmicrosoft.us</w:t>
+        <w:t xml:space="preserve">BreakGlass1@</w:t>
+      </w:r>
+      <w:sdt>
+        <w:sdtPr>
+          <w:rPr>
+            <w:lang w:eastAsia="ja-JP"/>
+          </w:rPr>
+          <w:alias w:val="Client Tenant Subdomain"/>
+          <w:tag w:val=""/>
+          <w:id w:val="61908211"/>
+          <w:placeholder>
+            <w:docPart w:val="2B1D09EF8BBC4C77BE8E17590BB1F050"/>
+          </w:placeholder>
+          <w:dataBinding w:prefixMappings="xmlns:ec='urn:essendis:engagement-profile' " w:xpath="/ec:engagement[1]/ec:ClientTenant[1]" w:storeItemID="{E55E11D8-6A7D-4C25-9E68-2A3B8F0C4D91}"/>
+          <w:text/>
+        </w:sdtPr>
+        <w:sdtContent>
+          <w:r>
+            <w:rPr>
+              <w:lang w:eastAsia="ja-JP"/>
+            </w:rPr>
+            <w:t>{{CLIENT_TENANT}}</w:t>
+          </w:r>
+        </w:sdtContent>
+      </w:sdt>
+      <w:r>
+        <w:rPr>
+          <w:lang w:eastAsia="ja-JP"/>
+        </w:rPr>
+        <w:t xml:space="preserve">.onmicrosoft.us</w:t>
       </w:r>
     </w:p>
     <w:p>
@@ -13591,16 +13828,49 @@
           <w:lang w:eastAsia="ja-JP"/>
         </w:rPr>
       </w:pPr>
-      <w:hyperlink w:history="1" r:id="rId23">
-        <w:r>
+      <w:r>
+        <w:rPr>
+          <w:rStyle w:val="Hyperlink"/>
+          <w:rFonts w:eastAsiaTheme="minorEastAsia"/>
+          <w:lang w:eastAsia="ja-JP"/>
+        </w:rPr>
+        <w:t xml:space="preserve">BreakGlass2@</w:t>
+      </w:r>
+      <w:sdt>
+        <w:sdtPr>
           <w:rPr>
             <w:rStyle w:val="Hyperlink"/>
             <w:rFonts w:eastAsiaTheme="minorEastAsia"/>
             <w:lang w:eastAsia="ja-JP"/>
           </w:rPr>
-          <w:t>BreakGlass2@{{CLIENT_TENANT}}.onmicrosoft.us</w:t>
-        </w:r>
-      </w:hyperlink>
+          <w:alias w:val="Client Tenant Subdomain"/>
+          <w:tag w:val=""/>
+          <w:id w:val="1234629445"/>
+          <w:placeholder>
+            <w:docPart w:val="2B1D09EF8BBC4C77BE8E17590BB1F050"/>
+          </w:placeholder>
+          <w:dataBinding w:prefixMappings="xmlns:ec='urn:essendis:engagement-profile' " w:xpath="/ec:engagement[1]/ec:ClientTenant[1]" w:storeItemID="{E55E11D8-6A7D-4C25-9E68-2A3B8F0C4D91}"/>
+          <w:text/>
+        </w:sdtPr>
+        <w:sdtContent>
+          <w:r>
+            <w:rPr>
+              <w:rStyle w:val="Hyperlink"/>
+              <w:rFonts w:eastAsiaTheme="minorEastAsia"/>
+              <w:lang w:eastAsia="ja-JP"/>
+            </w:rPr>
+            <w:t>{{CLIENT_TENANT}}</w:t>
+          </w:r>
+        </w:sdtContent>
+      </w:sdt>
+      <w:r>
+        <w:rPr>
+          <w:rStyle w:val="Hyperlink"/>
+          <w:rFonts w:eastAsiaTheme="minorEastAsia"/>
+          <w:lang w:eastAsia="ja-JP"/>
+        </w:rPr>
+        <w:t xml:space="preserve">.onmicrosoft.us</w:t>
+      </w:r>
     </w:p>
     <w:p>
       <w:pPr>
@@ -14960,12 +15230,37 @@
           <w:lang w:eastAsia="ja-JP"/>
         </w:rPr>
       </w:pPr>
+      <w:sdt>
+        <w:sdtPr>
+          <w:rPr>
+            <w:rFonts w:eastAsiaTheme="minorEastAsia"/>
+            <w:lang w:eastAsia="ja-JP"/>
+          </w:rPr>
+          <w:alias w:val="Client Abbreviation"/>
+          <w:tag w:val=""/>
+          <w:id w:val="1484082397"/>
+          <w:placeholder>
+            <w:docPart w:val="2B1D09EF8BBC4C77BE8E17590BB1F050"/>
+          </w:placeholder>
+          <w:dataBinding w:prefixMappings="xmlns:ec='urn:essendis:engagement-profile' " w:xpath="/ec:engagement[1]/ec:ClientAbbr[1]" w:storeItemID="{E55E11D8-6A7D-4C25-9E68-2A3B8F0C4D91}"/>
+          <w:text/>
+        </w:sdtPr>
+        <w:sdtContent>
+          <w:r>
+            <w:rPr>
+              <w:rFonts w:eastAsiaTheme="minorEastAsia"/>
+              <w:lang w:eastAsia="ja-JP"/>
+            </w:rPr>
+            <w:t>{{CLIENT_ABBR}}</w:t>
+          </w:r>
+        </w:sdtContent>
+      </w:sdt>
       <w:r>
         <w:rPr>
           <w:rFonts w:eastAsiaTheme="minorEastAsia"/>
           <w:lang w:eastAsia="ja-JP"/>
         </w:rPr>
-        <w:t>{{CLIENT_ABBR}} HQ</w:t>
+        <w:t xml:space="preserve"> HQ</w:t>
       </w:r>
     </w:p>
     <w:p>
@@ -15093,7 +15388,27 @@
         <w:pStyle w:val="BodyText"/>
       </w:pPr>
       <w:r>
-        <w:t xml:space="preserve">The new Microsoft Entra ID will be named {{CLIENT_TENANT}}.microsoftonline.us</w:t>
+        <w:t xml:space="preserve">The new Microsoft Entra ID will be named </w:t>
+      </w:r>
+      <w:sdt>
+        <w:sdtPr>
+          <w:alias w:val="Client Tenant Subdomain"/>
+          <w:tag w:val=""/>
+          <w:id w:val="376614809"/>
+          <w:placeholder>
+            <w:docPart w:val="2B1D09EF8BBC4C77BE8E17590BB1F050"/>
+          </w:placeholder>
+          <w:dataBinding w:prefixMappings="xmlns:ec='urn:essendis:engagement-profile' " w:xpath="/ec:engagement[1]/ec:ClientTenant[1]" w:storeItemID="{E55E11D8-6A7D-4C25-9E68-2A3B8F0C4D91}"/>
+          <w:text/>
+        </w:sdtPr>
+        <w:sdtContent>
+          <w:r>
+            <w:t>{{CLIENT_TENANT}}</w:t>
+          </w:r>
+        </w:sdtContent>
+      </w:sdt>
+      <w:r>
+        <w:t xml:space="preserve">.microsoftonline.us</w:t>
       </w:r>
       <w:r>
         <w:rPr>
@@ -15106,8 +15421,25 @@
       <w:pPr>
         <w:pStyle w:val="BodyText"/>
       </w:pPr>
-      <w:r>
-        <w:t xml:space="preserve">{{CLIENT_DOMAIN}} will be configured so traffic flows as needed to applications and services. </w:t>
+      <w:sdt>
+        <w:sdtPr>
+          <w:alias w:val="Client Primary Domain"/>
+          <w:tag w:val=""/>
+          <w:id w:val="927365063"/>
+          <w:placeholder>
+            <w:docPart w:val="2B1D09EF8BBC4C77BE8E17590BB1F050"/>
+          </w:placeholder>
+          <w:dataBinding w:prefixMappings="xmlns:ec='urn:essendis:engagement-profile' " w:xpath="/ec:engagement[1]/ec:ClientDomain[1]" w:storeItemID="{E55E11D8-6A7D-4C25-9E68-2A3B8F0C4D91}"/>
+          <w:text/>
+        </w:sdtPr>
+        <w:sdtContent>
+          <w:r>
+            <w:t>{{CLIENT_DOMAIN}}</w:t>
+          </w:r>
+        </w:sdtContent>
+      </w:sdt>
+      <w:r>
+        <w:t xml:space="preserve"> will be configured so traffic flows as needed to applications and services. </w:t>
       </w:r>
     </w:p>
     <w:p>
@@ -15335,7 +15667,27 @@
         <w:t>SPF (Sender Policy Framework):</w:t>
       </w:r>
       <w:r>
-        <w:t xml:space="preserve"> Publish an SPF record in DNS for {{CLIENT_DOMAIN}} that includes Microsoft 365 as permitted senders. This will be in the format: "v=spf1 include:spf.protection.outlook.com -all*", ensuring that only Microsoft email servers are authorized to send mail on behalf of the domain. </w:t>
+        <w:t xml:space="preserve"> Publish an SPF record in DNS for </w:t>
+      </w:r>
+      <w:sdt>
+        <w:sdtPr>
+          <w:alias w:val="Client Primary Domain"/>
+          <w:tag w:val=""/>
+          <w:id w:val="979792841"/>
+          <w:placeholder>
+            <w:docPart w:val="2B1D09EF8BBC4C77BE8E17590BB1F050"/>
+          </w:placeholder>
+          <w:dataBinding w:prefixMappings="xmlns:ec='urn:essendis:engagement-profile' " w:xpath="/ec:engagement[1]/ec:ClientDomain[1]" w:storeItemID="{E55E11D8-6A7D-4C25-9E68-2A3B8F0C4D91}"/>
+          <w:text/>
+        </w:sdtPr>
+        <w:sdtContent>
+          <w:r>
+            <w:t>{{CLIENT_DOMAIN}}</w:t>
+          </w:r>
+        </w:sdtContent>
+      </w:sdt>
+      <w:r>
+        <w:t xml:space="preserve"> that includes Microsoft 365 as permitted senders. This will be in the format: "v=spf1 include:spf.protection.outlook.com -all*", ensuring that only Microsoft email servers are authorized to send mail on behalf of the domain. </w:t>
       </w:r>
     </w:p>
     <w:p>
@@ -15365,7 +15717,27 @@
         <w:t>DMARC</w:t>
       </w:r>
       <w:r>
-        <w:t xml:space="preserve">: Configure a DMARC record for {{CLIENT_DOMAIN}} to specify how receiving mail servers should handle emails that fail SPF/DKIM checks. The DMARC policy will be set to quarantine suspicious mails and will provide reporting to a designated address. For example, the DMARC record will be: </w:t>
+        <w:t xml:space="preserve">: Configure a DMARC record for </w:t>
+      </w:r>
+      <w:sdt>
+        <w:sdtPr>
+          <w:alias w:val="Client Primary Domain"/>
+          <w:tag w:val=""/>
+          <w:id w:val="444074400"/>
+          <w:placeholder>
+            <w:docPart w:val="2B1D09EF8BBC4C77BE8E17590BB1F050"/>
+          </w:placeholder>
+          <w:dataBinding w:prefixMappings="xmlns:ec='urn:essendis:engagement-profile' " w:xpath="/ec:engagement[1]/ec:ClientDomain[1]" w:storeItemID="{E55E11D8-6A7D-4C25-9E68-2A3B8F0C4D91}"/>
+          <w:text/>
+        </w:sdtPr>
+        <w:sdtContent>
+          <w:r>
+            <w:t>{{CLIENT_DOMAIN}}</w:t>
+          </w:r>
+        </w:sdtContent>
+      </w:sdt>
+      <w:r>
+        <w:t xml:space="preserve"> to specify how receiving mail servers should handle emails that fail SPF/DKIM checks. The DMARC policy will be set to quarantine suspicious mails and will provide reporting to a designated address. For example, the DMARC record will be: </w:t>
       </w:r>
     </w:p>
     <w:p>
@@ -15390,7 +15762,45 @@
         <w:tab/>
         <w:t xml:space="preserve">v=DMARC1; p=quarantine; </w:t>
         <w:tab/>
-        <w:t xml:space="preserve">rua=mailto:postmaster@{{CLIENT_DOMAIN}}; adkim=s; </w:t>
+        <w:t xml:space="preserve">rua=mailto:postmaster@</w:t>
+      </w:r>
+      <w:sdt>
+        <w:sdtPr>
+          <w:rPr>
+            <w:i/>
+            <w:iCs/>
+            <w:sz w:val="21"/>
+            <w:szCs w:val="21"/>
+          </w:rPr>
+          <w:alias w:val="Client Primary Domain"/>
+          <w:tag w:val=""/>
+          <w:id w:val="131743447"/>
+          <w:placeholder>
+            <w:docPart w:val="2B1D09EF8BBC4C77BE8E17590BB1F050"/>
+          </w:placeholder>
+          <w:dataBinding w:prefixMappings="xmlns:ec='urn:essendis:engagement-profile' " w:xpath="/ec:engagement[1]/ec:ClientDomain[1]" w:storeItemID="{E55E11D8-6A7D-4C25-9E68-2A3B8F0C4D91}"/>
+          <w:text/>
+        </w:sdtPr>
+        <w:sdtContent>
+          <w:r>
+            <w:rPr>
+              <w:i/>
+              <w:iCs/>
+              <w:sz w:val="21"/>
+              <w:szCs w:val="21"/>
+            </w:rPr>
+            <w:t>{{CLIENT_DOMAIN}}</w:t>
+          </w:r>
+        </w:sdtContent>
+      </w:sdt>
+      <w:r>
+        <w:rPr>
+          <w:i/>
+          <w:iCs/>
+          <w:sz w:val="21"/>
+          <w:szCs w:val="21"/>
+        </w:rPr>
+        <w:t xml:space="preserve">; adkim=s; </w:t>
         <w:tab/>
         <w:t xml:space="preserve">aspf=s; </w:t>
       </w:r>
@@ -15401,7 +15811,27 @@
         <w:ind w:left="720"/>
       </w:pPr>
       <w:r>
-        <w:t>This DMARC policy tells receivers to quarantine emails that fail authentication, send aggregate reports to postmaster@{{CLIENT_DOMAIN}}, and enforce strict alignment on DKIM (adkim=s) and SPF (aspf=s).</w:t>
+        <w:t xml:space="preserve">This DMARC policy tells receivers to quarantine emails that fail authentication, send aggregate reports to postmaster@</w:t>
+      </w:r>
+      <w:sdt>
+        <w:sdtPr>
+          <w:alias w:val="Client Primary Domain"/>
+          <w:tag w:val=""/>
+          <w:id w:val="1260672932"/>
+          <w:placeholder>
+            <w:docPart w:val="2B1D09EF8BBC4C77BE8E17590BB1F050"/>
+          </w:placeholder>
+          <w:dataBinding w:prefixMappings="xmlns:ec='urn:essendis:engagement-profile' " w:xpath="/ec:engagement[1]/ec:ClientDomain[1]" w:storeItemID="{E55E11D8-6A7D-4C25-9E68-2A3B8F0C4D91}"/>
+          <w:text/>
+        </w:sdtPr>
+        <w:sdtContent>
+          <w:r>
+            <w:t>{{CLIENT_DOMAIN}}</w:t>
+          </w:r>
+        </w:sdtContent>
+      </w:sdt>
+      <w:r>
+        <w:t xml:space="preserve">, and enforce strict alignment on DKIM (adkim=s) and SPF (aspf=s).</w:t>
       </w:r>
     </w:p>
     <w:p>
@@ -15410,7 +15840,27 @@
         <w:ind w:left="720"/>
       </w:pPr>
       <w:r>
-        <w:t xml:space="preserve">*The exact SPF record will be finalized once {{CLIENT_ABBR}} confirms mail senders</w:t>
+        <w:t xml:space="preserve">*The exact SPF record will be finalized once </w:t>
+      </w:r>
+      <w:sdt>
+        <w:sdtPr>
+          <w:alias w:val="Client Abbreviation"/>
+          <w:tag w:val=""/>
+          <w:id w:val="677265463"/>
+          <w:placeholder>
+            <w:docPart w:val="2B1D09EF8BBC4C77BE8E17590BB1F050"/>
+          </w:placeholder>
+          <w:dataBinding w:prefixMappings="xmlns:ec='urn:essendis:engagement-profile' " w:xpath="/ec:engagement[1]/ec:ClientAbbr[1]" w:storeItemID="{E55E11D8-6A7D-4C25-9E68-2A3B8F0C4D91}"/>
+          <w:text/>
+        </w:sdtPr>
+        <w:sdtContent>
+          <w:r>
+            <w:t>{{CLIENT_ABBR}}</w:t>
+          </w:r>
+        </w:sdtContent>
+      </w:sdt>
+      <w:r>
+        <w:t xml:space="preserve"> confirms mail senders</w:t>
       </w:r>
     </w:p>
     <w:p>
@@ -15428,7 +15878,27 @@
         <w:pStyle w:val="BodyText"/>
       </w:pPr>
       <w:r>
-        <w:t xml:space="preserve">Deploy an Exchange Online anti-phishing policy (named “Anti-Phishing Policy”) covering all users with mailboxes on the {{CLIENT_DOMAIN}} domain. Key configurations of this policy include:</w:t>
+        <w:t xml:space="preserve">Deploy an Exchange Online anti-phishing policy (named “Anti-Phishing Policy”) covering all users with mailboxes on the </w:t>
+      </w:r>
+      <w:sdt>
+        <w:sdtPr>
+          <w:alias w:val="Client Primary Domain"/>
+          <w:tag w:val=""/>
+          <w:id w:val="999847615"/>
+          <w:placeholder>
+            <w:docPart w:val="2B1D09EF8BBC4C77BE8E17590BB1F050"/>
+          </w:placeholder>
+          <w:dataBinding w:prefixMappings="xmlns:ec='urn:essendis:engagement-profile' " w:xpath="/ec:engagement[1]/ec:ClientDomain[1]" w:storeItemID="{E55E11D8-6A7D-4C25-9E68-2A3B8F0C4D91}"/>
+          <w:text/>
+        </w:sdtPr>
+        <w:sdtContent>
+          <w:r>
+            <w:t>{{CLIENT_DOMAIN}}</w:t>
+          </w:r>
+        </w:sdtContent>
+      </w:sdt>
+      <w:r>
+        <w:t xml:space="preserve"> domain. Key configurations of this policy include:</w:t>
       </w:r>
     </w:p>
     <w:p>
@@ -15443,7 +15913,27 @@
         <w:t>Scope</w:t>
       </w:r>
       <w:r>
-        <w:t xml:space="preserve">: All inbound messages to addresses on {{CLIENT_DOMAIN}} (which covers the entire organization). This ensures every incoming email is evaluated for phishing risk. </w:t>
+        <w:t xml:space="preserve">: All inbound messages to addresses on </w:t>
+      </w:r>
+      <w:sdt>
+        <w:sdtPr>
+          <w:alias w:val="Client Primary Domain"/>
+          <w:tag w:val=""/>
+          <w:id w:val="1786280125"/>
+          <w:placeholder>
+            <w:docPart w:val="2B1D09EF8BBC4C77BE8E17590BB1F050"/>
+          </w:placeholder>
+          <w:dataBinding w:prefixMappings="xmlns:ec='urn:essendis:engagement-profile' " w:xpath="/ec:engagement[1]/ec:ClientDomain[1]" w:storeItemID="{E55E11D8-6A7D-4C25-9E68-2A3B8F0C4D91}"/>
+          <w:text/>
+        </w:sdtPr>
+        <w:sdtContent>
+          <w:r>
+            <w:t>{{CLIENT_DOMAIN}}</w:t>
+          </w:r>
+        </w:sdtContent>
+      </w:sdt>
+      <w:r>
+        <w:t xml:space="preserve"> (which covers the entire organization). This ensures every incoming email is evaluated for phishing risk. </w:t>
       </w:r>
     </w:p>
     <w:p>
@@ -15458,7 +15948,27 @@
         <w:t>Impersonation Protection:</w:t>
       </w:r>
       <w:r>
-        <w:t xml:space="preserve"> The policy explicitly protects the organization’s domain and high-profile users from impersonation. Any email that appears to spoof or closely resemble the {{CLIENT_ABBR}} domain (or impersonate executives/users) will be flagged. </w:t>
+        <w:t xml:space="preserve"> The policy explicitly protects the organization’s domain and high-profile users from impersonation. Any email that appears to spoof or closely resemble the </w:t>
+      </w:r>
+      <w:sdt>
+        <w:sdtPr>
+          <w:alias w:val="Client Abbreviation"/>
+          <w:tag w:val=""/>
+          <w:id w:val="971510702"/>
+          <w:placeholder>
+            <w:docPart w:val="2B1D09EF8BBC4C77BE8E17590BB1F050"/>
+          </w:placeholder>
+          <w:dataBinding w:prefixMappings="xmlns:ec='urn:essendis:engagement-profile' " w:xpath="/ec:engagement[1]/ec:ClientAbbr[1]" w:storeItemID="{E55E11D8-6A7D-4C25-9E68-2A3B8F0C4D91}"/>
+          <w:text/>
+        </w:sdtPr>
+        <w:sdtContent>
+          <w:r>
+            <w:t>{{CLIENT_ABBR}}</w:t>
+          </w:r>
+        </w:sdtContent>
+      </w:sdt>
+      <w:r>
+        <w:t xml:space="preserve"> domain (or impersonate executives/users) will be flagged. </w:t>
       </w:r>
     </w:p>
     <w:p>
@@ -15536,7 +16046,27 @@
         <w:t>Scope</w:t>
       </w:r>
       <w:r>
-        <w:t xml:space="preserve">: All incoming email to any {{CLIENT_DOMAIN}} address.</w:t>
+        <w:t xml:space="preserve">: All incoming email to any </w:t>
+      </w:r>
+      <w:sdt>
+        <w:sdtPr>
+          <w:alias w:val="Client Primary Domain"/>
+          <w:tag w:val=""/>
+          <w:id w:val="1003713042"/>
+          <w:placeholder>
+            <w:docPart w:val="2B1D09EF8BBC4C77BE8E17590BB1F050"/>
+          </w:placeholder>
+          <w:dataBinding w:prefixMappings="xmlns:ec='urn:essendis:engagement-profile' " w:xpath="/ec:engagement[1]/ec:ClientDomain[1]" w:storeItemID="{E55E11D8-6A7D-4C25-9E68-2A3B8F0C4D91}"/>
+          <w:text/>
+        </w:sdtPr>
+        <w:sdtContent>
+          <w:r>
+            <w:t>{{CLIENT_DOMAIN}}</w:t>
+          </w:r>
+        </w:sdtContent>
+      </w:sdt>
+      <w:r>
+        <w:t xml:space="preserve"> address.</w:t>
       </w:r>
     </w:p>
     <w:p>
@@ -15584,7 +16114,27 @@
         <w:t>Notifications</w:t>
       </w:r>
       <w:r>
-        <w:t xml:space="preserve">: Configure notifications for internal senders. If a user inside {{CLIENT_ABBR}} accidentally sends out an email that is detected to carry malware, the system will notify the IT administrators. </w:t>
+        <w:t xml:space="preserve">: Configure notifications for internal senders. If a user inside </w:t>
+      </w:r>
+      <w:sdt>
+        <w:sdtPr>
+          <w:alias w:val="Client Abbreviation"/>
+          <w:tag w:val=""/>
+          <w:id w:val="401315285"/>
+          <w:placeholder>
+            <w:docPart w:val="2B1D09EF8BBC4C77BE8E17590BB1F050"/>
+          </w:placeholder>
+          <w:dataBinding w:prefixMappings="xmlns:ec='urn:essendis:engagement-profile' " w:xpath="/ec:engagement[1]/ec:ClientAbbr[1]" w:storeItemID="{E55E11D8-6A7D-4C25-9E68-2A3B8F0C4D91}"/>
+          <w:text/>
+        </w:sdtPr>
+        <w:sdtContent>
+          <w:r>
+            <w:t>{{CLIENT_ABBR}}</w:t>
+          </w:r>
+        </w:sdtContent>
+      </w:sdt>
+      <w:r>
+        <w:t xml:space="preserve"> accidentally sends out an email that is detected to carry malware, the system will notify the IT administrators. </w:t>
       </w:r>
     </w:p>
     <w:p>
@@ -15629,7 +16179,27 @@
         <w:t>Scope</w:t>
       </w:r>
       <w:r>
-        <w:t xml:space="preserve">: All mailboxes/users in the organization (all email incoming to {{CLIENT_DOMAIN}}). </w:t>
+        <w:t xml:space="preserve">: All mailboxes/users in the organization (all email incoming to </w:t>
+      </w:r>
+      <w:sdt>
+        <w:sdtPr>
+          <w:alias w:val="Client Primary Domain"/>
+          <w:tag w:val=""/>
+          <w:id w:val="1190750950"/>
+          <w:placeholder>
+            <w:docPart w:val="2B1D09EF8BBC4C77BE8E17590BB1F050"/>
+          </w:placeholder>
+          <w:dataBinding w:prefixMappings="xmlns:ec='urn:essendis:engagement-profile' " w:xpath="/ec:engagement[1]/ec:ClientDomain[1]" w:storeItemID="{E55E11D8-6A7D-4C25-9E68-2A3B8F0C4D91}"/>
+          <w:text/>
+        </w:sdtPr>
+        <w:sdtContent>
+          <w:r>
+            <w:t>{{CLIENT_DOMAIN}}</w:t>
+          </w:r>
+        </w:sdtContent>
+      </w:sdt>
+      <w:r>
+        <w:t xml:space="preserve">). </w:t>
       </w:r>
     </w:p>
     <w:p>
@@ -16049,7 +16619,27 @@
         <w:pStyle w:val="BodyText"/>
       </w:pPr>
       <w:r>
-        <w:t xml:space="preserve">Based on input from {{CLIENT_ABBR}}, certain SharePoint sites will be migrated from the commercial tenant. </w:t>
+        <w:t xml:space="preserve">Based on input from </w:t>
+      </w:r>
+      <w:sdt>
+        <w:sdtPr>
+          <w:alias w:val="Client Abbreviation"/>
+          <w:tag w:val=""/>
+          <w:id w:val="574170896"/>
+          <w:placeholder>
+            <w:docPart w:val="2B1D09EF8BBC4C77BE8E17590BB1F050"/>
+          </w:placeholder>
+          <w:dataBinding w:prefixMappings="xmlns:ec='urn:essendis:engagement-profile' " w:xpath="/ec:engagement[1]/ec:ClientAbbr[1]" w:storeItemID="{E55E11D8-6A7D-4C25-9E68-2A3B8F0C4D91}"/>
+          <w:text/>
+        </w:sdtPr>
+        <w:sdtContent>
+          <w:r>
+            <w:t>{{CLIENT_ABBR}}</w:t>
+          </w:r>
+        </w:sdtContent>
+      </w:sdt>
+      <w:r>
+        <w:t xml:space="preserve">, certain SharePoint sites will be migrated from the commercial tenant. </w:t>
       </w:r>
     </w:p>
     <w:p>
@@ -16170,7 +16760,27 @@
         <w:pStyle w:val="BodyText"/>
       </w:pPr>
       <w:r>
-        <w:t xml:space="preserve">OneDrive will follow the same rule as SharePoint – by default, external sharing is disabled. Users will not be able to create sharing links that work for external people, nor directly share files with people outside {{CLIENT_ABBR}}. This is important because OneDrive can contain sensitive individual work files; we apply the tenant-wide policy to prevent accidental data leakage. If there comes a need for an individual to share a specific file externally, IT will need to grant an exception or advise using a controlled collaboration method.</w:t>
+        <w:t xml:space="preserve">OneDrive will follow the same rule as SharePoint – by default, external sharing is disabled. Users will not be able to create sharing links that work for external people, nor directly share files with people outside </w:t>
+      </w:r>
+      <w:sdt>
+        <w:sdtPr>
+          <w:alias w:val="Client Abbreviation"/>
+          <w:tag w:val=""/>
+          <w:id w:val="926259799"/>
+          <w:placeholder>
+            <w:docPart w:val="2B1D09EF8BBC4C77BE8E17590BB1F050"/>
+          </w:placeholder>
+          <w:dataBinding w:prefixMappings="xmlns:ec='urn:essendis:engagement-profile' " w:xpath="/ec:engagement[1]/ec:ClientAbbr[1]" w:storeItemID="{E55E11D8-6A7D-4C25-9E68-2A3B8F0C4D91}"/>
+          <w:text/>
+        </w:sdtPr>
+        <w:sdtContent>
+          <w:r>
+            <w:t>{{CLIENT_ABBR}}</w:t>
+          </w:r>
+        </w:sdtContent>
+      </w:sdt>
+      <w:r>
+        <w:t xml:space="preserve">. This is important because OneDrive can contain sensitive individual work files; we apply the tenant-wide policy to prevent accidental data leakage. If there comes a need for an individual to share a specific file externally, IT will need to grant an exception or advise using a controlled collaboration method.</w:t>
       </w:r>
     </w:p>
     <w:p>
@@ -16270,7 +16880,27 @@
         </w:rPr>
       </w:pPr>
       <w:r>
-        <w:t xml:space="preserve">Teams Guest Access (adding external users as guests in the tenant) will be disabled. Additionally, External Access (communicating with users in other tenants) will be restricted: only specific external domains will be allowed for Teams communication. By default, no external domains are allowed except those explicitly whitelisted. This controlled approach ensures that {{CLIENT_ABBR}} employees cannot inadvertently communicate or share in Teams with unauthorized organizations.</w:t>
+        <w:t xml:space="preserve">Teams Guest Access (adding external users as guests in the tenant) will be disabled. Additionally, External Access (communicating with users in other tenants) will be restricted: only specific external domains will be allowed for Teams communication. By default, no external domains are allowed except those explicitly whitelisted. This controlled approach ensures that </w:t>
+      </w:r>
+      <w:sdt>
+        <w:sdtPr>
+          <w:alias w:val="Client Abbreviation"/>
+          <w:tag w:val=""/>
+          <w:id w:val="516373672"/>
+          <w:placeholder>
+            <w:docPart w:val="2B1D09EF8BBC4C77BE8E17590BB1F050"/>
+          </w:placeholder>
+          <w:dataBinding w:prefixMappings="xmlns:ec='urn:essendis:engagement-profile' " w:xpath="/ec:engagement[1]/ec:ClientAbbr[1]" w:storeItemID="{E55E11D8-6A7D-4C25-9E68-2A3B8F0C4D91}"/>
+          <w:text/>
+        </w:sdtPr>
+        <w:sdtContent>
+          <w:r>
+            <w:t>{{CLIENT_ABBR}}</w:t>
+          </w:r>
+        </w:sdtContent>
+      </w:sdt>
+      <w:r>
+        <w:t xml:space="preserve"> employees cannot inadvertently communicate or share in Teams with unauthorized organizations.</w:t>
       </w:r>
     </w:p>
     <w:p>
@@ -16294,7 +16924,67 @@
         </w:rPr>
       </w:pPr>
       <w:r>
-        <w:t xml:space="preserve">A custom Teams policy (named “{{CLIENT_ABBR}} Teams Policy”) will be created or applied to manage cross-tenant channel collaboration. Specifically, users will be prevented from inviting external users to shared channels in {{CLIENT_ABBR}} Teams and likewise prevented from joining shared channels in external tenants. Shared channels are a newer feature that allows cross-organization membership in a channel; to avoid data leakage or compliance issues, {{CLIENT_ABBR}} will not utilize shared channels with external parties.</w:t>
+        <w:t xml:space="preserve">A custom Teams policy (named “</w:t>
+      </w:r>
+      <w:sdt>
+        <w:sdtPr>
+          <w:alias w:val="Client Abbreviation"/>
+          <w:tag w:val=""/>
+          <w:id w:val="1491500633"/>
+          <w:placeholder>
+            <w:docPart w:val="2B1D09EF8BBC4C77BE8E17590BB1F050"/>
+          </w:placeholder>
+          <w:dataBinding w:prefixMappings="xmlns:ec='urn:essendis:engagement-profile' " w:xpath="/ec:engagement[1]/ec:ClientAbbr[1]" w:storeItemID="{E55E11D8-6A7D-4C25-9E68-2A3B8F0C4D91}"/>
+          <w:text/>
+        </w:sdtPr>
+        <w:sdtContent>
+          <w:r>
+            <w:t>{{CLIENT_ABBR}}</w:t>
+          </w:r>
+        </w:sdtContent>
+      </w:sdt>
+      <w:r>
+        <w:t xml:space="preserve"> Teams Policy”) will be created or applied to manage cross-tenant channel collaboration. Specifically, users will be prevented from inviting external users to shared channels in </w:t>
+      </w:r>
+      <w:sdt>
+        <w:sdtPr>
+          <w:alias w:val="Client Abbreviation"/>
+          <w:tag w:val=""/>
+          <w:id w:val="1102886609"/>
+          <w:placeholder>
+            <w:docPart w:val="2B1D09EF8BBC4C77BE8E17590BB1F050"/>
+          </w:placeholder>
+          <w:dataBinding w:prefixMappings="xmlns:ec='urn:essendis:engagement-profile' " w:xpath="/ec:engagement[1]/ec:ClientAbbr[1]" w:storeItemID="{E55E11D8-6A7D-4C25-9E68-2A3B8F0C4D91}"/>
+          <w:text/>
+        </w:sdtPr>
+        <w:sdtContent>
+          <w:r>
+            <w:t>{{CLIENT_ABBR}}</w:t>
+          </w:r>
+        </w:sdtContent>
+      </w:sdt>
+      <w:r>
+        <w:t xml:space="preserve"> Teams and likewise prevented from joining shared channels in external tenants. Shared channels are a newer feature that allows cross-organization membership in a channel; to avoid data leakage or compliance issues, </w:t>
+      </w:r>
+      <w:sdt>
+        <w:sdtPr>
+          <w:alias w:val="Client Abbreviation"/>
+          <w:tag w:val=""/>
+          <w:id w:val="179447923"/>
+          <w:placeholder>
+            <w:docPart w:val="2B1D09EF8BBC4C77BE8E17590BB1F050"/>
+          </w:placeholder>
+          <w:dataBinding w:prefixMappings="xmlns:ec='urn:essendis:engagement-profile' " w:xpath="/ec:engagement[1]/ec:ClientAbbr[1]" w:storeItemID="{E55E11D8-6A7D-4C25-9E68-2A3B8F0C4D91}"/>
+          <w:text/>
+        </w:sdtPr>
+        <w:sdtContent>
+          <w:r>
+            <w:t>{{CLIENT_ABBR}}</w:t>
+          </w:r>
+        </w:sdtContent>
+      </w:sdt>
+      <w:r>
+        <w:t xml:space="preserve"> will not utilize shared channels with external parties.</w:t>
       </w:r>
     </w:p>
     <w:p>
@@ -16378,7 +17068,27 @@
         <w:pStyle w:val="BodyText"/>
       </w:pPr>
       <w:r>
-        <w:t>A Teams policy named “{{CLIENT_ABBR}} Meeting Policy” will be created to enforce secure meeting settings:</w:t>
+        <w:t xml:space="preserve">A Teams policy named “</w:t>
+      </w:r>
+      <w:sdt>
+        <w:sdtPr>
+          <w:alias w:val="Client Abbreviation"/>
+          <w:tag w:val=""/>
+          <w:id w:val="832120541"/>
+          <w:placeholder>
+            <w:docPart w:val="2B1D09EF8BBC4C77BE8E17590BB1F050"/>
+          </w:placeholder>
+          <w:dataBinding w:prefixMappings="xmlns:ec='urn:essendis:engagement-profile' " w:xpath="/ec:engagement[1]/ec:ClientAbbr[1]" w:storeItemID="{E55E11D8-6A7D-4C25-9E68-2A3B8F0C4D91}"/>
+          <w:text/>
+        </w:sdtPr>
+        <w:sdtContent>
+          <w:r>
+            <w:t>{{CLIENT_ABBR}}</w:t>
+          </w:r>
+        </w:sdtContent>
+      </w:sdt>
+      <w:r>
+        <w:t xml:space="preserve"> Meeting Policy” will be created to enforce secure meeting settings:</w:t>
       </w:r>
     </w:p>
     <w:p>
@@ -16393,7 +17103,27 @@
         <w:t>Anonymous Join:</w:t>
       </w:r>
       <w:r>
-        <w:t xml:space="preserve"> The policy will block anonymous users from joining meetings. Only authenticated users (either internal or invited external users who authenticate) can bypass the lobby. Essentially, anyone not signed in with an approved account will not directly enter {{CLIENT_ABBR}} meetings. This prevents random or uninvited people from exploiting meeting links. </w:t>
+        <w:t xml:space="preserve"> The policy will block anonymous users from joining meetings. Only authenticated users (either internal or invited external users who authenticate) can bypass the lobby. Essentially, anyone not signed in with an approved account will not directly enter </w:t>
+      </w:r>
+      <w:sdt>
+        <w:sdtPr>
+          <w:alias w:val="Client Abbreviation"/>
+          <w:tag w:val=""/>
+          <w:id w:val="1198781733"/>
+          <w:placeholder>
+            <w:docPart w:val="2B1D09EF8BBC4C77BE8E17590BB1F050"/>
+          </w:placeholder>
+          <w:dataBinding w:prefixMappings="xmlns:ec='urn:essendis:engagement-profile' " w:xpath="/ec:engagement[1]/ec:ClientAbbr[1]" w:storeItemID="{E55E11D8-6A7D-4C25-9E68-2A3B8F0C4D91}"/>
+          <w:text/>
+        </w:sdtPr>
+        <w:sdtContent>
+          <w:r>
+            <w:t>{{CLIENT_ABBR}}</w:t>
+          </w:r>
+        </w:sdtContent>
+      </w:sdt>
+      <w:r>
+        <w:t xml:space="preserve"> meetings. This prevents random or uninvited people from exploiting meeting links. </w:t>
       </w:r>
     </w:p>
     <w:p>
@@ -16408,7 +17138,27 @@
         <w:t>Lobby Bypass:</w:t>
       </w:r>
       <w:r>
-        <w:t xml:space="preserve"> Configure that only people within {{CLIENT_ABBR}} (and perhaps invited federated partners, if any) can bypass the lobby. All other participants have to wait in the lobby for admission. This gives meeting organizers control to admit only intended attendees. </w:t>
+        <w:t xml:space="preserve"> Configure that only people within </w:t>
+      </w:r>
+      <w:sdt>
+        <w:sdtPr>
+          <w:alias w:val="Client Abbreviation"/>
+          <w:tag w:val=""/>
+          <w:id w:val="170769305"/>
+          <w:placeholder>
+            <w:docPart w:val="2B1D09EF8BBC4C77BE8E17590BB1F050"/>
+          </w:placeholder>
+          <w:dataBinding w:prefixMappings="xmlns:ec='urn:essendis:engagement-profile' " w:xpath="/ec:engagement[1]/ec:ClientAbbr[1]" w:storeItemID="{E55E11D8-6A7D-4C25-9E68-2A3B8F0C4D91}"/>
+          <w:text/>
+        </w:sdtPr>
+        <w:sdtContent>
+          <w:r>
+            <w:t>{{CLIENT_ABBR}}</w:t>
+          </w:r>
+        </w:sdtContent>
+      </w:sdt>
+      <w:r>
+        <w:t xml:space="preserve"> (and perhaps invited federated partners, if any) can bypass the lobby. All other participants have to wait in the lobby for admission. This gives meeting organizers control to admit only intended attendees. </w:t>
       </w:r>
     </w:p>
     <w:p>
@@ -16456,7 +17206,27 @@
         <w:pStyle w:val="BodyText"/>
       </w:pPr>
       <w:r>
-        <w:t xml:space="preserve">A Teams messaging policy (named “{{CLIENT_ABBR}} Messaging Policy”) will define what users can do in 1:1 and group chats: </w:t>
+        <w:t xml:space="preserve">A Teams messaging policy (named “</w:t>
+      </w:r>
+      <w:sdt>
+        <w:sdtPr>
+          <w:alias w:val="Client Abbreviation"/>
+          <w:tag w:val=""/>
+          <w:id w:val="1709470840"/>
+          <w:placeholder>
+            <w:docPart w:val="2B1D09EF8BBC4C77BE8E17590BB1F050"/>
+          </w:placeholder>
+          <w:dataBinding w:prefixMappings="xmlns:ec='urn:essendis:engagement-profile' " w:xpath="/ec:engagement[1]/ec:ClientAbbr[1]" w:storeItemID="{E55E11D8-6A7D-4C25-9E68-2A3B8F0C4D91}"/>
+          <w:text/>
+        </w:sdtPr>
+        <w:sdtContent>
+          <w:r>
+            <w:t>{{CLIENT_ABBR}}</w:t>
+          </w:r>
+        </w:sdtContent>
+      </w:sdt>
+      <w:r>
+        <w:t xml:space="preserve"> Messaging Policy”) will define what users can do in 1:1 and group chats: </w:t>
       </w:r>
     </w:p>
     <w:p>
@@ -19597,7 +20367,27 @@
         <w:pStyle w:val="BodyText"/>
       </w:pPr>
       <w:r>
-        <w:t xml:space="preserve">By accessing this system, you confirm that you are an authorized user acting solely for {{CLIENT_ABBR}}’s business. Personal use, shared credentials, or third‑party access is prohibited.</w:t>
+        <w:t xml:space="preserve">By accessing this system, you confirm that you are an authorized user acting solely for </w:t>
+      </w:r>
+      <w:sdt>
+        <w:sdtPr>
+          <w:alias w:val="Client Abbreviation"/>
+          <w:tag w:val=""/>
+          <w:id w:val="1001242916"/>
+          <w:placeholder>
+            <w:docPart w:val="2B1D09EF8BBC4C77BE8E17590BB1F050"/>
+          </w:placeholder>
+          <w:dataBinding w:prefixMappings="xmlns:ec='urn:essendis:engagement-profile' " w:xpath="/ec:engagement[1]/ec:ClientAbbr[1]" w:storeItemID="{E55E11D8-6A7D-4C25-9E68-2A3B8F0C4D91}"/>
+          <w:text/>
+        </w:sdtPr>
+        <w:sdtContent>
+          <w:r>
+            <w:t>{{CLIENT_ABBR}}</w:t>
+          </w:r>
+        </w:sdtContent>
+      </w:sdt>
+      <w:r>
+        <w:t xml:space="preserve">’s business. Personal use, shared credentials, or third‑party access is prohibited.</w:t>
       </w:r>
     </w:p>
     <w:p>
@@ -19685,7 +20475,27 @@
         <w:pStyle w:val="BodyText"/>
       </w:pPr>
       <w:r>
-        <w:t>Immediately report lost devices, suspected breaches, or phishing attempts to the Security Operations Center (SOC) at [To-Be-Determined]@{{CLIENT_DOMAIN}} or +1‑800[To BE DETERMINED].</w:t>
+        <w:t xml:space="preserve">Immediately report lost devices, suspected breaches, or phishing attempts to the Security Operations Center (SOC) at [To-Be-Determined]@</w:t>
+      </w:r>
+      <w:sdt>
+        <w:sdtPr>
+          <w:alias w:val="Client Primary Domain"/>
+          <w:tag w:val=""/>
+          <w:id w:val="423781895"/>
+          <w:placeholder>
+            <w:docPart w:val="2B1D09EF8BBC4C77BE8E17590BB1F050"/>
+          </w:placeholder>
+          <w:dataBinding w:prefixMappings="xmlns:ec='urn:essendis:engagement-profile' " w:xpath="/ec:engagement[1]/ec:ClientDomain[1]" w:storeItemID="{E55E11D8-6A7D-4C25-9E68-2A3B8F0C4D91}"/>
+          <w:text/>
+        </w:sdtPr>
+        <w:sdtContent>
+          <w:r>
+            <w:t>{{CLIENT_DOMAIN}}</w:t>
+          </w:r>
+        </w:sdtContent>
+      </w:sdt>
+      <w:r>
+        <w:t xml:space="preserve"> or +1‑800[To BE DETERMINED].</w:t>
       </w:r>
     </w:p>
     <w:p>
@@ -19993,6 +20803,514 @@
       </w:tr>
     </w:tbl>
     <w:p/>
+    <w:p>
+      <w:r>
+        <w:br w:type="page"/>
+      </w:r>
+    </w:p>
+    <w:p>
+      <w:pPr>
+        <w:pStyle w:val="Heading1"/>
+      </w:pPr>
+      <w:r>
+        <w:t xml:space="preserve">Appendix C - Engagement Properties (REMOVE FROM DELIVERABLE)</w:t>
+      </w:r>
+    </w:p>
+    <w:p>
+      <w:pPr>
+        <w:pStyle w:val="BodyText"/>
+      </w:pPr>
+      <w:r>
+        <w:t xml:space="preserve">Fill in the Value column below; every reference in this document updates automatically (in desktop Word, values propagate when you click out of the cell). Delete this appendix before delivering — the values are retained in the document’s properties.</w:t>
+      </w:r>
+    </w:p>
+    <w:tbl>
+      <w:tblPr>
+        <w:tblStyle w:val="TableGrid"/>
+        <w:tblW w:w="9350" w:type="dxa"/>
+        <w:tblLook w:val="04A0" w:firstRow="1" w:lastRow="0" w:firstColumn="1" w:lastColumn="0" w:noHBand="0" w:noVBand="1"/>
+      </w:tblPr>
+      <w:tblGrid>
+        <w:gridCol w:w="2900"/>
+        <w:gridCol w:w="3500"/>
+        <w:gridCol w:w="2950"/>
+      </w:tblGrid>
+      <w:tr>
+        <w:trPr>
+          <w:trHeight w:val="400"/>
+        </w:trPr>
+        <w:tc>
+          <w:tcPr>
+            <w:tcW w:w="2900" w:type="dxa"/>
+            <w:tcBorders>
+              <w:bottom w:val="dotted" w:color="2D61A6" w:themeColor="accent1" w:sz="4" w:space="0"/>
+            </w:tcBorders>
+            <w:shd w:val="clear" w:color="auto" w:fill="D1D1D1" w:themeFill="background2" w:themeFillShade="E6"/>
+          </w:tcPr>
+          <w:p>
+            <w:pPr>
+              <w:pStyle w:val="BodyText"/>
+            </w:pPr>
+            <w:r>
+              <w:rPr>
+                <w:b/>
+                <w:bCs/>
+              </w:rPr>
+              <w:t xml:space="preserve">Property</w:t>
+            </w:r>
+          </w:p>
+        </w:tc>
+        <w:tc>
+          <w:tcPr>
+            <w:tcW w:w="3500" w:type="dxa"/>
+            <w:tcBorders>
+              <w:bottom w:val="dotted" w:color="2D61A6" w:themeColor="accent1" w:sz="4" w:space="0"/>
+            </w:tcBorders>
+            <w:shd w:val="clear" w:color="auto" w:fill="D1D1D1" w:themeFill="background2" w:themeFillShade="E6"/>
+          </w:tcPr>
+          <w:p>
+            <w:pPr>
+              <w:pStyle w:val="BodyText"/>
+            </w:pPr>
+            <w:r>
+              <w:rPr>
+                <w:b/>
+                <w:bCs/>
+              </w:rPr>
+              <w:t xml:space="preserve">Value</w:t>
+            </w:r>
+          </w:p>
+        </w:tc>
+        <w:tc>
+          <w:tcPr>
+            <w:tcW w:w="2950" w:type="dxa"/>
+            <w:tcBorders>
+              <w:bottom w:val="dotted" w:color="2D61A6" w:themeColor="accent1" w:sz="4" w:space="0"/>
+            </w:tcBorders>
+            <w:shd w:val="clear" w:color="auto" w:fill="D1D1D1" w:themeFill="background2" w:themeFillShade="E6"/>
+          </w:tcPr>
+          <w:p>
+            <w:pPr>
+              <w:pStyle w:val="BodyText"/>
+            </w:pPr>
+            <w:r>
+              <w:rPr>
+                <w:b/>
+                <w:bCs/>
+              </w:rPr>
+              <w:t xml:space="preserve">Example</w:t>
+            </w:r>
+          </w:p>
+        </w:tc>
+      </w:tr>
+      <w:tr>
+        <w:trPr>
+          <w:trHeight w:val="400"/>
+        </w:trPr>
+        <w:tc>
+          <w:tcPr>
+            <w:tcW w:w="2900" w:type="dxa"/>
+            <w:tcBorders>
+              <w:top w:val="dotted" w:color="2D61A6" w:themeColor="accent1" w:sz="4" w:space="0"/>
+            </w:tcBorders>
+          </w:tcPr>
+          <w:p>
+            <w:pPr>
+              <w:pStyle w:val="BodyText"/>
+            </w:pPr>
+            <w:r>
+              <w:t xml:space="preserve">Client Name</w:t>
+            </w:r>
+          </w:p>
+        </w:tc>
+        <w:tc>
+          <w:tcPr>
+            <w:tcW w:w="3500" w:type="dxa"/>
+            <w:tcBorders>
+              <w:top w:val="dotted" w:color="2D61A6" w:themeColor="accent1" w:sz="4" w:space="0"/>
+            </w:tcBorders>
+          </w:tcPr>
+          <w:p>
+            <w:pPr>
+              <w:pStyle w:val="BodyText"/>
+            </w:pPr>
+            <w:sdt>
+              <w:sdtPr>
+                <w:alias w:val="Company"/>
+                <w:tag w:val=""/>
+                <w:id w:val="477567033"/>
+                <w:placeholder>
+                  <w:docPart w:val="2B1D09EF8BBC4C77BE8E17590BB1F050"/>
+                </w:placeholder>
+                <w:dataBinding w:prefixMappings="xmlns:ns0='http://schemas.openxmlformats.org/officeDocument/2006/extended-properties' " w:xpath="/ns0:Properties[1]/ns0:Company[1]" w:storeItemID="{6668398D-A668-4E3E-A5EB-62B293D839F1}"/>
+                <w:text/>
+              </w:sdtPr>
+              <w:sdtContent>
+                <w:r>
+                  <w:t>{{CLIENT_NAME}}</w:t>
+                </w:r>
+              </w:sdtContent>
+            </w:sdt>
+          </w:p>
+        </w:tc>
+        <w:tc>
+          <w:tcPr>
+            <w:tcW w:w="2950" w:type="dxa"/>
+            <w:tcBorders>
+              <w:top w:val="dotted" w:color="2D61A6" w:themeColor="accent1" w:sz="4" w:space="0"/>
+            </w:tcBorders>
+          </w:tcPr>
+          <w:p>
+            <w:pPr>
+              <w:pStyle w:val="BodyText"/>
+            </w:pPr>
+            <w:r>
+              <w:t xml:space="preserve">Contoso Concrete LLC</w:t>
+            </w:r>
+          </w:p>
+        </w:tc>
+      </w:tr>
+      <w:tr>
+        <w:trPr>
+          <w:trHeight w:val="400"/>
+        </w:trPr>
+        <w:tc>
+          <w:tcPr>
+            <w:tcW w:w="2900" w:type="dxa"/>
+            <w:tcBorders>
+              <w:top w:val="dotted" w:color="2D61A6" w:themeColor="accent1" w:sz="4" w:space="0"/>
+            </w:tcBorders>
+          </w:tcPr>
+          <w:p>
+            <w:pPr>
+              <w:pStyle w:val="BodyText"/>
+            </w:pPr>
+            <w:r>
+              <w:t xml:space="preserve">Client Abbreviation</w:t>
+            </w:r>
+          </w:p>
+        </w:tc>
+        <w:tc>
+          <w:tcPr>
+            <w:tcW w:w="3500" w:type="dxa"/>
+            <w:tcBorders>
+              <w:top w:val="dotted" w:color="2D61A6" w:themeColor="accent1" w:sz="4" w:space="0"/>
+            </w:tcBorders>
+          </w:tcPr>
+          <w:p>
+            <w:pPr>
+              <w:pStyle w:val="BodyText"/>
+            </w:pPr>
+            <w:sdt>
+              <w:sdtPr>
+                <w:alias w:val="Client Abbreviation"/>
+                <w:tag w:val=""/>
+                <w:id w:val="2045310601"/>
+                <w:placeholder>
+                  <w:docPart w:val="2B1D09EF8BBC4C77BE8E17590BB1F050"/>
+                </w:placeholder>
+                <w:dataBinding w:prefixMappings="xmlns:ec='urn:essendis:engagement-profile' " w:xpath="/ec:engagement[1]/ec:ClientAbbr[1]" w:storeItemID="{E55E11D8-6A7D-4C25-9E68-2A3B8F0C4D91}"/>
+                <w:text/>
+              </w:sdtPr>
+              <w:sdtContent>
+                <w:r>
+                  <w:t>{{CLIENT_ABBR}}</w:t>
+                </w:r>
+              </w:sdtContent>
+            </w:sdt>
+          </w:p>
+        </w:tc>
+        <w:tc>
+          <w:tcPr>
+            <w:tcW w:w="2950" w:type="dxa"/>
+            <w:tcBorders>
+              <w:top w:val="dotted" w:color="2D61A6" w:themeColor="accent1" w:sz="4" w:space="0"/>
+            </w:tcBorders>
+          </w:tcPr>
+          <w:p>
+            <w:pPr>
+              <w:pStyle w:val="BodyText"/>
+            </w:pPr>
+            <w:r>
+              <w:t xml:space="preserve">CC</w:t>
+            </w:r>
+          </w:p>
+        </w:tc>
+      </w:tr>
+      <w:tr>
+        <w:trPr>
+          <w:trHeight w:val="400"/>
+        </w:trPr>
+        <w:tc>
+          <w:tcPr>
+            <w:tcW w:w="2900" w:type="dxa"/>
+            <w:tcBorders>
+              <w:top w:val="dotted" w:color="2D61A6" w:themeColor="accent1" w:sz="4" w:space="0"/>
+            </w:tcBorders>
+          </w:tcPr>
+          <w:p>
+            <w:pPr>
+              <w:pStyle w:val="BodyText"/>
+            </w:pPr>
+            <w:r>
+              <w:t xml:space="preserve">Client Primary Domain</w:t>
+            </w:r>
+          </w:p>
+        </w:tc>
+        <w:tc>
+          <w:tcPr>
+            <w:tcW w:w="3500" w:type="dxa"/>
+            <w:tcBorders>
+              <w:top w:val="dotted" w:color="2D61A6" w:themeColor="accent1" w:sz="4" w:space="0"/>
+            </w:tcBorders>
+          </w:tcPr>
+          <w:p>
+            <w:pPr>
+              <w:pStyle w:val="BodyText"/>
+            </w:pPr>
+            <w:sdt>
+              <w:sdtPr>
+                <w:alias w:val="Client Primary Domain"/>
+                <w:tag w:val=""/>
+                <w:id w:val="1517628334"/>
+                <w:placeholder>
+                  <w:docPart w:val="2B1D09EF8BBC4C77BE8E17590BB1F050"/>
+                </w:placeholder>
+                <w:dataBinding w:prefixMappings="xmlns:ec='urn:essendis:engagement-profile' " w:xpath="/ec:engagement[1]/ec:ClientDomain[1]" w:storeItemID="{E55E11D8-6A7D-4C25-9E68-2A3B8F0C4D91}"/>
+                <w:text/>
+              </w:sdtPr>
+              <w:sdtContent>
+                <w:r>
+                  <w:t>{{CLIENT_DOMAIN}}</w:t>
+                </w:r>
+              </w:sdtContent>
+            </w:sdt>
+          </w:p>
+        </w:tc>
+        <w:tc>
+          <w:tcPr>
+            <w:tcW w:w="2950" w:type="dxa"/>
+            <w:tcBorders>
+              <w:top w:val="dotted" w:color="2D61A6" w:themeColor="accent1" w:sz="4" w:space="0"/>
+            </w:tcBorders>
+          </w:tcPr>
+          <w:p>
+            <w:pPr>
+              <w:pStyle w:val="BodyText"/>
+            </w:pPr>
+            <w:r>
+              <w:t xml:space="preserve">contoso.com</w:t>
+            </w:r>
+          </w:p>
+        </w:tc>
+      </w:tr>
+      <w:tr>
+        <w:trPr>
+          <w:trHeight w:val="400"/>
+        </w:trPr>
+        <w:tc>
+          <w:tcPr>
+            <w:tcW w:w="2900" w:type="dxa"/>
+            <w:tcBorders>
+              <w:top w:val="dotted" w:color="2D61A6" w:themeColor="accent1" w:sz="4" w:space="0"/>
+            </w:tcBorders>
+          </w:tcPr>
+          <w:p>
+            <w:pPr>
+              <w:pStyle w:val="BodyText"/>
+            </w:pPr>
+            <w:r>
+              <w:t xml:space="preserve">Client Tenant Subdomain</w:t>
+            </w:r>
+          </w:p>
+        </w:tc>
+        <w:tc>
+          <w:tcPr>
+            <w:tcW w:w="3500" w:type="dxa"/>
+            <w:tcBorders>
+              <w:top w:val="dotted" w:color="2D61A6" w:themeColor="accent1" w:sz="4" w:space="0"/>
+            </w:tcBorders>
+          </w:tcPr>
+          <w:p>
+            <w:pPr>
+              <w:pStyle w:val="BodyText"/>
+            </w:pPr>
+            <w:sdt>
+              <w:sdtPr>
+                <w:alias w:val="Client Tenant Subdomain"/>
+                <w:tag w:val=""/>
+                <w:id w:val="685640730"/>
+                <w:placeholder>
+                  <w:docPart w:val="2B1D09EF8BBC4C77BE8E17590BB1F050"/>
+                </w:placeholder>
+                <w:dataBinding w:prefixMappings="xmlns:ec='urn:essendis:engagement-profile' " w:xpath="/ec:engagement[1]/ec:ClientTenant[1]" w:storeItemID="{E55E11D8-6A7D-4C25-9E68-2A3B8F0C4D91}"/>
+                <w:text/>
+              </w:sdtPr>
+              <w:sdtContent>
+                <w:r>
+                  <w:t>{{CLIENT_TENANT}}</w:t>
+                </w:r>
+              </w:sdtContent>
+            </w:sdt>
+          </w:p>
+        </w:tc>
+        <w:tc>
+          <w:tcPr>
+            <w:tcW w:w="2950" w:type="dxa"/>
+            <w:tcBorders>
+              <w:top w:val="dotted" w:color="2D61A6" w:themeColor="accent1" w:sz="4" w:space="0"/>
+            </w:tcBorders>
+          </w:tcPr>
+          <w:p>
+            <w:pPr>
+              <w:pStyle w:val="BodyText"/>
+            </w:pPr>
+            <w:r>
+              <w:t xml:space="preserve">contoso</w:t>
+            </w:r>
+          </w:p>
+        </w:tc>
+      </w:tr>
+      <w:tr>
+        <w:trPr>
+          <w:trHeight w:val="400"/>
+        </w:trPr>
+        <w:tc>
+          <w:tcPr>
+            <w:tcW w:w="2900" w:type="dxa"/>
+            <w:tcBorders>
+              <w:top w:val="dotted" w:color="2D61A6" w:themeColor="accent1" w:sz="4" w:space="0"/>
+            </w:tcBorders>
+          </w:tcPr>
+          <w:p>
+            <w:pPr>
+              <w:pStyle w:val="BodyText"/>
+            </w:pPr>
+            <w:r>
+              <w:t xml:space="preserve">Prepared By</w:t>
+            </w:r>
+          </w:p>
+        </w:tc>
+        <w:tc>
+          <w:tcPr>
+            <w:tcW w:w="3500" w:type="dxa"/>
+            <w:tcBorders>
+              <w:top w:val="dotted" w:color="2D61A6" w:themeColor="accent1" w:sz="4" w:space="0"/>
+            </w:tcBorders>
+          </w:tcPr>
+          <w:p>
+            <w:pPr>
+              <w:pStyle w:val="BodyText"/>
+            </w:pPr>
+            <w:sdt>
+              <w:sdtPr>
+                <w:alias w:val="Prepared By"/>
+                <w:tag w:val=""/>
+                <w:id w:val="1814182451"/>
+                <w:placeholder>
+                  <w:docPart w:val="2B1D09EF8BBC4C77BE8E17590BB1F050"/>
+                </w:placeholder>
+                <w:dataBinding w:prefixMappings="xmlns:ec='urn:essendis:engagement-profile' " w:xpath="/ec:engagement[1]/ec:AuthorName[1]" w:storeItemID="{E55E11D8-6A7D-4C25-9E68-2A3B8F0C4D91}"/>
+                <w:text/>
+              </w:sdtPr>
+              <w:sdtContent>
+                <w:r>
+                  <w:t>{{AUTHOR_NAME}}</w:t>
+                </w:r>
+              </w:sdtContent>
+            </w:sdt>
+          </w:p>
+        </w:tc>
+        <w:tc>
+          <w:tcPr>
+            <w:tcW w:w="2950" w:type="dxa"/>
+            <w:tcBorders>
+              <w:top w:val="dotted" w:color="2D61A6" w:themeColor="accent1" w:sz="4" w:space="0"/>
+            </w:tcBorders>
+          </w:tcPr>
+          <w:p>
+            <w:pPr>
+              <w:pStyle w:val="BodyText"/>
+            </w:pPr>
+            <w:r>
+              <w:t xml:space="preserve">Jane Smith</w:t>
+            </w:r>
+          </w:p>
+        </w:tc>
+      </w:tr>
+      <w:tr>
+        <w:trPr>
+          <w:trHeight w:val="400"/>
+        </w:trPr>
+        <w:tc>
+          <w:tcPr>
+            <w:tcW w:w="2900" w:type="dxa"/>
+            <w:tcBorders>
+              <w:top w:val="dotted" w:color="2D61A6" w:themeColor="accent1" w:sz="4" w:space="0"/>
+            </w:tcBorders>
+          </w:tcPr>
+          <w:p>
+            <w:pPr>
+              <w:pStyle w:val="BodyText"/>
+            </w:pPr>
+            <w:r>
+              <w:t xml:space="preserve">Document Date</w:t>
+            </w:r>
+          </w:p>
+        </w:tc>
+        <w:tc>
+          <w:tcPr>
+            <w:tcW w:w="3500" w:type="dxa"/>
+            <w:tcBorders>
+              <w:top w:val="dotted" w:color="2D61A6" w:themeColor="accent1" w:sz="4" w:space="0"/>
+            </w:tcBorders>
+          </w:tcPr>
+          <w:p>
+            <w:pPr>
+              <w:pStyle w:val="BodyText"/>
+            </w:pPr>
+            <w:sdt>
+              <w:sdtPr>
+                <w:alias w:val="Document Date"/>
+                <w:tag w:val=""/>
+                <w:id w:val="1085641569"/>
+                <w:placeholder>
+                  <w:docPart w:val="2B1D09EF8BBC4C77BE8E17590BB1F050"/>
+                </w:placeholder>
+                <w:dataBinding w:prefixMappings="xmlns:ec='urn:essendis:engagement-profile' " w:xpath="/ec:engagement[1]/ec:DocDate[1]" w:storeItemID="{E55E11D8-6A7D-4C25-9E68-2A3B8F0C4D91}"/>
+                <w:text/>
+              </w:sdtPr>
+              <w:sdtContent>
+                <w:r>
+                  <w:t>{{DOC_DATE}}</w:t>
+                </w:r>
+              </w:sdtContent>
+            </w:sdt>
+          </w:p>
+        </w:tc>
+        <w:tc>
+          <w:tcPr>
+            <w:tcW w:w="2950" w:type="dxa"/>
+            <w:tcBorders>
+              <w:top w:val="dotted" w:color="2D61A6" w:themeColor="accent1" w:sz="4" w:space="0"/>
+            </w:tcBorders>
+          </w:tcPr>
+          <w:p>
+            <w:pPr>
+              <w:pStyle w:val="BodyText"/>
+            </w:pPr>
+            <w:r>
+              <w:t xml:space="preserve">9/1/2026</w:t>
+            </w:r>
+          </w:p>
+        </w:tc>
+      </w:tr>
+    </w:tbl>
+    <w:p>
+      <w:pPr>
+        <w:pStyle w:val="BodyText"/>
+      </w:pPr>
+    </w:p>
     <w:sectPr>
       <w:headerReference w:type="default" r:id="rId24"/>
       <w:footerReference w:type="default" r:id="rId25"/>
@@ -21264,11 +22582,34 @@
                               <w:rStyle w:val="IntenseReference"/>
                             </w:rPr>
                           </w:pPr>
+                          <w:sdt>
+                            <w:sdtPr>
+                              <w:rPr>
+                                <w:rStyle w:val="IntenseReference"/>
+                              </w:rPr>
+                              <w:alias w:val="Company"/>
+                              <w:tag w:val=""/>
+                              <w:id w:val="776325019"/>
+                              <w:placeholder>
+                                <w:docPart w:val="2B1D09EF8BBC4C77BE8E17590BB1F050"/>
+                              </w:placeholder>
+                              <w:dataBinding w:prefixMappings="xmlns:ns0='http://schemas.openxmlformats.org/officeDocument/2006/extended-properties' " w:xpath="/ns0:Properties[1]/ns0:Company[1]" w:storeItemID="{6668398D-A668-4E3E-A5EB-62B293D839F1}"/>
+                              <w:text/>
+                            </w:sdtPr>
+                            <w:sdtContent>
+                              <w:r>
+                                <w:rPr>
+                                  <w:rStyle w:val="IntenseReference"/>
+                                </w:rPr>
+                                <w:t>{{CLIENT_NAME}}</w:t>
+                              </w:r>
+                            </w:sdtContent>
+                          </w:sdt>
                           <w:r>
                             <w:rPr>
                               <w:rStyle w:val="IntenseReference"/>
                             </w:rPr>
-                            <w:t xml:space="preserve">{{CLIENT_NAME}} </w:t>
+                            <w:t xml:space="preserve"> </w:t>
                           </w:r>
                           <w:r>
                             <w:rPr>
@@ -21326,11 +22667,34 @@
                         <w:rStyle w:val="IntenseReference"/>
                       </w:rPr>
                     </w:pPr>
+                    <w:sdt>
+                      <w:sdtPr>
+                        <w:rPr>
+                          <w:rStyle w:val="IntenseReference"/>
+                        </w:rPr>
+                        <w:alias w:val="Company"/>
+                        <w:tag w:val=""/>
+                        <w:id w:val="1770425225"/>
+                        <w:placeholder>
+                          <w:docPart w:val="2B1D09EF8BBC4C77BE8E17590BB1F050"/>
+                        </w:placeholder>
+                        <w:dataBinding w:prefixMappings="xmlns:ns0='http://schemas.openxmlformats.org/officeDocument/2006/extended-properties' " w:xpath="/ns0:Properties[1]/ns0:Company[1]" w:storeItemID="{6668398D-A668-4E3E-A5EB-62B293D839F1}"/>
+                        <w:text/>
+                      </w:sdtPr>
+                      <w:sdtContent>
+                        <w:r>
+                          <w:rPr>
+                            <w:rStyle w:val="IntenseReference"/>
+                          </w:rPr>
+                          <w:t>{{CLIENT_NAME}}</w:t>
+                        </w:r>
+                      </w:sdtContent>
+                    </w:sdt>
                     <w:r>
                       <w:rPr>
                         <w:rStyle w:val="IntenseReference"/>
                       </w:rPr>
-                      <w:t xml:space="preserve">{{CLIENT_NAME}} </w:t>
+                      <w:t xml:space="preserve"> </w:t>
                     </w:r>
                     <w:r>
                       <w:rPr>
@@ -22047,7 +23411,7 @@
           <wp:extent cx="1047750" cy="1047750"/>
           <wp:effectExtent l="0" t="0" r="0" b="0"/>
           <wp:wrapNone/>
-          <wp:docPr id="347057396" name="Picture 11" descr="{{CLIENT_NAME}} logo"/>
+          <wp:docPr id="347057396" name="Picture 11" descr="Client logo"/>
           <wp:cNvGraphicFramePr>
             <a:graphicFrameLocks xmlns:a="http://schemas.openxmlformats.org/drawingml/2006/main" noChangeAspect="1"/>
           </wp:cNvGraphicFramePr>
@@ -22055,7 +23419,7 @@
             <a:graphicData uri="http://schemas.openxmlformats.org/drawingml/2006/picture">
               <pic:pic xmlns:pic="http://schemas.openxmlformats.org/drawingml/2006/picture">
                 <pic:nvPicPr>
-                  <pic:cNvPr id="0" name="Picture 224" descr="{{CLIENT_NAME}} logo"/>
+                  <pic:cNvPr id="0" name="Picture 224" descr="Client logo"/>
                   <pic:cNvPicPr>
                     <a:picLocks noChangeAspect="1" noChangeArrowheads="1"/>
                   </pic:cNvPicPr>
@@ -32298,6 +33662,16 @@
 </designSettings>
 </file>
 
+<file path=customXml/item8.xml><?xml version="1.0" encoding="utf-8"?>
+<engagement xmlns="urn:essendis:engagement-profile">
+  <ClientAbbr>{{CLIENT_ABBR}}</ClientAbbr>
+  <ClientDomain>{{CLIENT_DOMAIN}}</ClientDomain>
+  <ClientTenant>{{CLIENT_TENANT}}</ClientTenant>
+  <AuthorName>{{AUTHOR_NAME}}</AuthorName>
+  <DocDate>{{DOC_DATE}}</DocDate>
+</engagement>
+</file>
+
 <file path=customXml/itemProps1.xml><?xml version="1.0" encoding="utf-8"?>
 <ds:datastoreItem xmlns:ds="http://schemas.openxmlformats.org/officeDocument/2006/customXml" ds:itemID="{55AF091B-3C7A-41E3-B477-F2FDAA23CFDA}">
   <ds:schemaRefs>
@@ -32366,4 +33740,12 @@
     <ds:schemaRef ds:uri="http://schema.officeatwork365.com/2015/designSettings"/>
   </ds:schemaRefs>
 </ds:datastoreItem>
+</file>
+
+<file path=customXml/itemProps8.xml><?xml version="1.0" encoding="utf-8"?>
+<ds:datastoreItem xmlns:ds="http://schemas.openxmlformats.org/officeDocument/2006/customXml" ds:itemID="{E55E11D8-6A7D-4C25-9E68-2A3B8F0C4D91}">
+  <ds:schemaRefs>
+    <ds:schemaRef ds:uri="urn:essendis:engagement-profile"/>
+  </ds:schemaRefs>
+</ds:datastoreItem>
 </file>